--- a/public/templates/examples/A-013-CJISDataHandlingAddendum-EXAMPLE-L.docx
+++ b/public/templates/examples/A-013-CJISDataHandlingAddendum-EXAMPLE-L.docx
@@ -34,6 +34,9 @@
         <w:gridCol w:w="9360"/>
       </w:tblGrid>
       <w:tr>
+        <w:trPr>
+          <w:cantSplit/>
+        </w:trPr>
         <w:tc>
           <w:tcPr>
             <w:tcW w:type="dxa" w:w="9360"/>
@@ -372,6 +375,10 @@
     <w:p>
       <w:pPr>
         <w:pStyle w:val="ListParagraph"/>
+        <w:numPr>
+          <w:ilvl w:val="0"/>
+          <w:numId w:val="300"/>
+        </w:numPr>
         <w:spacing w:after="60"/>
       </w:pPr>
       <w:r>
@@ -384,12 +391,16 @@
           <w:sz w:val="24"/>
           <w:szCs w:val="24"/>
         </w:rPr>
-        <w:t>1. The Agency shall classify CJIS-regulated data at the level set in the Data Classification Policy, at minimum Restricted, and apply the additional CJIS Security Policy handling in this addendum on top of that classification.</w:t>
+        <w:t>The Agency shall classify CJIS-regulated data at the level set in the Data Classification Policy, at minimum Restricted, and apply the additional CJIS Security Policy handling in this addendum on top of that classification.</w:t>
       </w:r>
     </w:p>
     <w:p>
       <w:pPr>
         <w:pStyle w:val="ListParagraph"/>
+        <w:numPr>
+          <w:ilvl w:val="0"/>
+          <w:numId w:val="300"/>
+        </w:numPr>
         <w:spacing w:after="60"/>
       </w:pPr>
       <w:r>
@@ -402,12 +413,16 @@
           <w:sz w:val="24"/>
           <w:szCs w:val="24"/>
         </w:rPr>
-        <w:t>2. The Agency shall protect CJI at rest and in transit using encryption that meets the Encryption Standards Document, and shall store, transport, and destroy CJI and the media that holds it under the Document Handling Standard.</w:t>
+        <w:t>The Agency shall protect CJI at rest and in transit using encryption that meets the Encryption Standards Document, and shall store, transport, and destroy CJI and the media that holds it under the Document Handling Standard.</w:t>
       </w:r>
     </w:p>
     <w:p>
       <w:pPr>
         <w:pStyle w:val="ListParagraph"/>
+        <w:numPr>
+          <w:ilvl w:val="0"/>
+          <w:numId w:val="300"/>
+        </w:numPr>
         <w:spacing w:after="60"/>
       </w:pPr>
       <w:r>
@@ -420,12 +435,16 @@
           <w:sz w:val="24"/>
           <w:szCs w:val="24"/>
         </w:rPr>
-        <w:t>3. The Agency shall restrict access to CJI to personnel who have completed CJIS Security Awareness Training and the personnel screening required by the Background Check &amp; Screening Policy, and shall authorize that access through the Access Control Policy.</w:t>
+        <w:t>The Agency shall restrict access to CJI to personnel who have completed CJIS Security Awareness Training and the personnel screening required by the Background Check &amp; Screening Policy, and shall authorize that access through the Access Control Policy.</w:t>
       </w:r>
     </w:p>
     <w:p>
       <w:pPr>
         <w:pStyle w:val="ListParagraph"/>
+        <w:numPr>
+          <w:ilvl w:val="0"/>
+          <w:numId w:val="300"/>
+        </w:numPr>
         <w:spacing w:after="60"/>
       </w:pPr>
       <w:r>
@@ -435,12 +454,16 @@
           <w:i w:val="0"/>
           <w:sz w:val="24"/>
         </w:rPr>
-        <w:t>4. The Agency shall log access to CJI and retain those logs for at least the CJIS Security Policy minimum, as set in the Log Retention Schedule.</w:t>
+        <w:t>The Agency shall log access to CJI and retain those logs for at least the CJIS Security Policy minimum, as set in the Log Retention Schedule.</w:t>
       </w:r>
     </w:p>
     <w:p>
       <w:pPr>
         <w:pStyle w:val="ListParagraph"/>
+        <w:numPr>
+          <w:ilvl w:val="0"/>
+          <w:numId w:val="300"/>
+        </w:numPr>
         <w:spacing w:after="60"/>
       </w:pPr>
       <w:r>
@@ -450,12 +473,16 @@
           <w:i w:val="0"/>
           <w:sz w:val="24"/>
         </w:rPr>
-        <w:t>5. The Agency shall bind any vendor with access to CJI to CJIS Security Policy handling through the Third-Party Access Agreement, including the CJIS Security Addendum and personnel screening.</w:t>
+        <w:t>The Agency shall bind any vendor with access to CJI to CJIS Security Policy handling through the Third-Party Access Agreement, including the CJIS Security Addendum and personnel screening.</w:t>
       </w:r>
     </w:p>
     <w:p>
       <w:pPr>
         <w:pStyle w:val="ListParagraph"/>
+        <w:numPr>
+          <w:ilvl w:val="0"/>
+          <w:numId w:val="300"/>
+        </w:numPr>
         <w:spacing w:after="60"/>
       </w:pPr>
       <w:r>
@@ -465,7 +492,7 @@
           <w:i w:val="0"/>
           <w:sz w:val="24"/>
         </w:rPr>
-        <w:t>6. Personnel are responsible for handling CJI only on authorized systems and for reporting any suspected unauthorized disclosure under the Incident Response Plan.</w:t>
+        <w:t>Personnel are responsible for handling CJI only on authorized systems and for reporting any suspected unauthorized disclosure under the Incident Response Plan.</w:t>
       </w:r>
     </w:p>
     <w:p>
@@ -503,6 +530,7 @@
       </w:tblGrid>
       <w:tr>
         <w:trPr>
+          <w:cantSplit/>
           <w:tblHeader/>
         </w:trPr>
         <w:tc>
@@ -569,6 +597,9 @@
         </w:tc>
       </w:tr>
       <w:tr>
+        <w:trPr>
+          <w:cantSplit/>
+        </w:trPr>
         <w:tc>
           <w:tcPr>
             <w:tcW w:type="dxa" w:w="3000"/>
@@ -627,6 +658,9 @@
         </w:tc>
       </w:tr>
       <w:tr>
+        <w:trPr>
+          <w:cantSplit/>
+        </w:trPr>
         <w:tc>
           <w:tcPr>
             <w:tcW w:type="dxa" w:w="3000"/>
@@ -685,6 +719,9 @@
         </w:tc>
       </w:tr>
       <w:tr>
+        <w:trPr>
+          <w:cantSplit/>
+        </w:trPr>
         <w:tc>
           <w:tcPr>
             <w:tcW w:type="dxa" w:w="3000"/>
@@ -743,6 +780,9 @@
         </w:tc>
       </w:tr>
       <w:tr>
+        <w:trPr>
+          <w:cantSplit/>
+        </w:trPr>
         <w:tc>
           <w:tcPr>
             <w:tcW w:type="dxa" w:w="3000"/>
@@ -938,6 +978,7 @@
       </w:tblGrid>
       <w:tr>
         <w:trPr>
+          <w:cantSplit/>
           <w:tblHeader/>
         </w:trPr>
         <w:tc>
@@ -1004,6 +1045,9 @@
         </w:tc>
       </w:tr>
       <w:tr>
+        <w:trPr>
+          <w:cantSplit/>
+        </w:trPr>
         <w:tc>
           <w:tcPr>
             <w:tcW w:type="dxa" w:w="3200"/>
@@ -1092,6 +1136,9 @@
         <w:gridCol w:w="9360"/>
       </w:tblGrid>
       <w:tr>
+        <w:trPr>
+          <w:cantSplit/>
+        </w:trPr>
         <w:tc>
           <w:tcPr>
             <w:tcW w:type="dxa" w:w="9360"/>
@@ -1234,6 +1281,7 @@
       </w:tblGrid>
       <w:tr>
         <w:trPr>
+          <w:cantSplit/>
           <w:tblHeader/>
         </w:trPr>
         <w:tc>
@@ -1362,6 +1410,9 @@
         </w:tc>
       </w:tr>
       <w:tr>
+        <w:trPr>
+          <w:cantSplit/>
+        </w:trPr>
         <w:tc>
           <w:tcPr>
             <w:tcW w:type="dxa" w:w="3000"/>
@@ -1476,6 +1527,9 @@
         </w:tc>
       </w:tr>
       <w:tr>
+        <w:trPr>
+          <w:cantSplit/>
+        </w:trPr>
         <w:tc>
           <w:tcPr>
             <w:tcW w:type="dxa" w:w="3000"/>
@@ -1627,6 +1681,7 @@
       </w:tblGrid>
       <w:tr>
         <w:trPr>
+          <w:cantSplit/>
           <w:tblHeader/>
         </w:trPr>
         <w:tc>
@@ -1755,6 +1810,9 @@
         </w:tc>
       </w:tr>
       <w:tr>
+        <w:trPr>
+          <w:cantSplit/>
+        </w:trPr>
         <w:tc>
           <w:tcPr>
             <w:tcW w:type="dxa" w:w="1300"/>
@@ -1884,10 +1942,6 @@
     </w:sectPr>
   </w:body>
 </w:document>
-</file>
-
-<file path=word/comments.xml><?xml version="1.0" encoding="utf-8"?>
-<w:comments xmlns:cx="http://schemas.microsoft.com/office/drawing/2014/chartex" xmlns:cx1="http://schemas.microsoft.com/office/drawing/2015/9/8/chartex" xmlns:cx2="http://schemas.microsoft.com/office/drawing/2015/10/21/chartex" xmlns:cx3="http://schemas.microsoft.com/office/drawing/2016/5/9/chartex" xmlns:cx4="http://schemas.microsoft.com/office/drawing/2016/5/10/chartex" xmlns:cx5="http://schemas.microsoft.com/office/drawing/2016/5/11/chartex" xmlns:cx6="http://schemas.microsoft.com/office/drawing/2016/5/12/chartex" xmlns:cx7="http://schemas.microsoft.com/office/drawing/2016/5/13/chartex" xmlns:cx8="http://schemas.microsoft.com/office/drawing/2016/5/14/chartex" xmlns:mc="http://schemas.openxmlformats.org/markup-compatibility/2006" xmlns:aink="http://schemas.microsoft.com/office/drawing/2016/ink" xmlns:am3d="http://schemas.microsoft.com/office/drawing/2017/model3d" xmlns:o="urn:schemas-microsoft-com:office:office" xmlns:r="http://schemas.openxmlformats.org/officeDocument/2006/relationships" xmlns:m="http://schemas.openxmlformats.org/officeDocument/2006/math" xmlns:v="urn:schemas-microsoft-com:vml" xmlns:wp14="http://schemas.microsoft.com/office/word/2010/wordprocessingDrawing" xmlns:wp="http://schemas.openxmlformats.org/drawingml/2006/wordprocessingDrawing" xmlns:w10="urn:schemas-microsoft-com:office:word" xmlns:w="http://schemas.openxmlformats.org/wordprocessingml/2006/main" xmlns:w14="http://schemas.microsoft.com/office/word/2010/wordml" xmlns:w15="http://schemas.microsoft.com/office/word/2012/wordml" xmlns:w16cex="http://schemas.microsoft.com/office/word/2018/wordml/cex" xmlns:w16cid="http://schemas.microsoft.com/office/word/2016/wordml/cid" xmlns:w16="http://schemas.microsoft.com/office/word/2018/wordml" xmlns:w16sdtdh="http://schemas.microsoft.com/office/word/2020/wordml/sdtdatahash" xmlns:w16se="http://schemas.microsoft.com/office/word/2015/wordml/symex" xmlns:wpg="http://schemas.microsoft.com/office/word/2010/wordprocessingGroup" xmlns:wpi="http://schemas.microsoft.com/office/word/2010/wordprocessingInk" xmlns:wne="http://schemas.microsoft.com/office/word/2006/wordml" xmlns:wps="http://schemas.microsoft.com/office/word/2010/wordprocessingShape"/>
 </file>
 
 <file path=word/endnotes.xml><?xml version="1.0" encoding="utf-8"?>
@@ -2025,7 +2079,7 @@
     <w:r>
       <w:drawing>
         <wp:inline xmlns:a="http://schemas.openxmlformats.org/drawingml/2006/main" xmlns:pic="http://schemas.openxmlformats.org/drawingml/2006/picture">
-          <wp:extent cx="822960" cy="822960"/>
+          <wp:extent cx="777240" cy="777240"/>
           <wp:docPr id="1" name="Picture 1"/>
           <wp:cNvGraphicFramePr>
             <a:graphicFrameLocks noChangeAspect="1"/>
@@ -2046,7 +2100,7 @@
                 <pic:spPr>
                   <a:xfrm>
                     <a:off x="0" y="0"/>
-                    <a:ext cx="822960" cy="822960"/>
+                    <a:ext cx="777240" cy="777240"/>
                   </a:xfrm>
                   <a:prstGeom prst="rect"/>
                 </pic:spPr>
@@ -2064,6 +2118,14 @@
       </w:pBdr>
       <w:jc w:val="right"/>
     </w:pPr>
+    <w:r>
+      <w:rPr>
+        <w:rFonts w:ascii="Aptos" w:cs="Aptos" w:eastAsia="Aptos" w:hAnsi="Aptos"/>
+        <w:color w:val="595959"/>
+        <w:sz w:val="16"/>
+        <w:szCs w:val="16"/>
+      </w:rPr>
+    </w:r>
   </w:p>
   <w:p>
     <w:r>
@@ -2347,6 +2409,12 @@
       <w:startOverride w:val="1"/>
     </w:lvlOverride>
   </w:num>
+  <w:num w:numId="300">
+    <w:abstractNumId w:val="8"/>
+    <w:lvlOverride w:ilvl="0">
+      <w:startOverride w:val="1"/>
+    </w:lvlOverride>
+  </w:num>
 </w:numbering>
 </file>
 
@@ -2372,37 +2440,24 @@
       <w:szCs w:val="56"/>
     </w:rPr>
   </w:style>
-  <w:style w:type="paragraph" w:styleId="Heading1">
-    <w:name w:val="Heading 1"/>
-    <w:basedOn w:val="Normal"/>
-    <w:next w:val="Normal"/>
-    <w:qFormat/>
-    <w:rPr>
-      <w:color w:val="2E74B5"/>
-      <w:sz w:val="32"/>
-      <w:szCs w:val="32"/>
-    </w:rPr>
-  </w:style>
-  <w:style w:type="paragraph" w:styleId="Heading2">
-    <w:name w:val="Heading 2"/>
-    <w:basedOn w:val="Normal"/>
-    <w:next w:val="Normal"/>
-    <w:qFormat/>
-    <w:rPr>
-      <w:color w:val="2E74B5"/>
-      <w:sz w:val="26"/>
-      <w:szCs w:val="26"/>
-    </w:rPr>
-  </w:style>
   <w:style w:type="paragraph" w:styleId="Heading3">
     <w:name w:val="Heading 3"/>
     <w:basedOn w:val="Normal"/>
     <w:next w:val="Normal"/>
     <w:qFormat/>
+    <w:pPr>
+      <w:keepNext/>
+      <w:keepLines/>
+      <w:spacing w:after="100" w:before="220"/>
+      <w:outlineLvl w:val="2"/>
+    </w:pPr>
     <w:rPr>
-      <w:color w:val="1F4D78"/>
-      <w:sz w:val="24"/>
-      <w:szCs w:val="24"/>
+      <w:rFonts w:ascii="Aptos" w:cs="Aptos" w:eastAsia="Aptos" w:hAnsi="Aptos"/>
+      <w:b/>
+      <w:bCs/>
+      <w:color w:val="1B3A5C"/>
+      <w:sz w:val="26"/>
+      <w:szCs w:val="26"/>
     </w:rPr>
   </w:style>
   <w:style w:type="paragraph" w:styleId="Heading4">
@@ -2410,10 +2465,19 @@
     <w:basedOn w:val="Normal"/>
     <w:next w:val="Normal"/>
     <w:qFormat/>
+    <w:pPr>
+      <w:keepNext/>
+      <w:keepLines/>
+      <w:spacing w:after="100" w:before="220"/>
+      <w:outlineLvl w:val="3"/>
+    </w:pPr>
     <w:rPr>
-      <w:i/>
-      <w:iCs/>
-      <w:color w:val="2E74B5"/>
+      <w:rFonts w:ascii="Aptos" w:cs="Aptos" w:eastAsia="Aptos" w:hAnsi="Aptos"/>
+      <w:b/>
+      <w:bCs/>
+      <w:color w:val="1B3A5C"/>
+      <w:sz w:val="24"/>
+      <w:szCs w:val="24"/>
     </w:rPr>
   </w:style>
   <w:style w:type="paragraph" w:styleId="Heading5">
@@ -2421,8 +2485,19 @@
     <w:basedOn w:val="Normal"/>
     <w:next w:val="Normal"/>
     <w:qFormat/>
+    <w:pPr>
+      <w:keepNext/>
+      <w:keepLines/>
+      <w:spacing w:after="100" w:before="220"/>
+      <w:outlineLvl w:val="4"/>
+    </w:pPr>
     <w:rPr>
-      <w:color w:val="2E74B5"/>
+      <w:rFonts w:ascii="Aptos" w:cs="Aptos" w:eastAsia="Aptos" w:hAnsi="Aptos"/>
+      <w:b/>
+      <w:bCs/>
+      <w:color w:val="1B3A5C"/>
+      <w:sz w:val="24"/>
+      <w:szCs w:val="24"/>
     </w:rPr>
   </w:style>
   <w:style w:type="paragraph" w:styleId="Heading6">
@@ -2430,8 +2505,19 @@
     <w:basedOn w:val="Normal"/>
     <w:next w:val="Normal"/>
     <w:qFormat/>
+    <w:pPr>
+      <w:keepNext/>
+      <w:keepLines/>
+      <w:spacing w:after="100" w:before="220"/>
+      <w:outlineLvl w:val="5"/>
+    </w:pPr>
     <w:rPr>
-      <w:color w:val="1F4D78"/>
+      <w:rFonts w:ascii="Aptos" w:cs="Aptos" w:eastAsia="Aptos" w:hAnsi="Aptos"/>
+      <w:b/>
+      <w:bCs/>
+      <w:color w:val="1B3A5C"/>
+      <w:sz w:val="24"/>
+      <w:szCs w:val="24"/>
     </w:rPr>
   </w:style>
   <w:style w:type="paragraph" w:styleId="Strong">
@@ -2539,6 +2625,8 @@
     <w:next w:val="Normal"/>
     <w:qFormat/>
     <w:pPr>
+      <w:keepNext/>
+      <w:keepLines/>
       <w:spacing w:after="160" w:before="240"/>
       <w:outlineLvl w:val="0"/>
     </w:pPr>
@@ -2557,6 +2645,8 @@
     <w:next w:val="Normal"/>
     <w:qFormat/>
     <w:pPr>
+      <w:keepNext/>
+      <w:keepLines/>
       <w:spacing w:after="100" w:before="220"/>
       <w:outlineLvl w:val="1"/>
     </w:pPr>
